--- a/story/The_Midnight_Confessor_Batch16.docx
+++ b/story/The_Midnight_Confessor_Batch16.docx
@@ -153,18 +153,7 @@
         <w:rPr/>
       </w:pPr>
       <w:r>
-        <w:rPr>
-          <w:b w:val="1"/>
-          <w:bCs w:val="1"/>
-          <w:rtl w:val="0"/>
-        </w:rPr>
-        <w:t xml:space="preserve">BRIDGE TEXT:</w:t>
-      </w:r>
-      <w:r>
-        <w:rPr>
-          <w:rtl w:val="0"/>
-        </w:rPr>
-        <w:t xml:space="preserve"> The penthouse view is clear. Jack holds the keys to the city. But his hands are shaking with the weight of the murder he just committed.</w:t>
+        <w:t>BRIDGE TEXT: The penthouse view is clear. Jack holds the keys to the city. But his hands are shaking with the murder he just committed.</w:t>
       </w:r>
     </w:p>
     <w:p>

--- a/story/The_Midnight_Confessor_Batch16.docx
+++ b/story/The_Midnight_Confessor_Batch16.docx
@@ -542,6 +542,36 @@
       </w:r>
     </w:p>
     <w:p>
+      <w:r>
+        <w:t>My phone vibrated. Sarah. 'Jack, we have a problem. The FBI just got a warrant. They're moving in ten minutes. You need to decide now.'</w:t>
+      </w:r>
+    </w:p>
+    <w:p>
+      <w:r>
+        <w:t>I studied the evidence spread before me. The choice wasn't just about method. It was about survival. The system was closing in. Every second counted. I could hear sirens in the distance. Getting closer.</w:t>
+      </w:r>
+    </w:p>
+    <w:p>
+      <w:r>
+        <w:t>'They're five minutes out, Jack,' Sarah's voice was urgent. 'What do you want to do?'</w:t>
+      </w:r>
+    </w:p>
+    <w:p>
+      <w:r>
+        <w:t>My phone vibrated. Sarah. 'Jack, we have a problem. The FBI just got a warrant. They're moving in ten minutes. You need to decide now.'</w:t>
+      </w:r>
+    </w:p>
+    <w:p>
+      <w:r>
+        <w:t>I studied the evidence spread before me. The choice wasn't just about method. It was about survival. The system was closing in. Every second counted. I could hear sirens in the distance. Getting closer.</w:t>
+      </w:r>
+    </w:p>
+    <w:p>
+      <w:r>
+        <w:t>'They're five minutes out, Jack,' Sarah's voice was urgent. 'What do you want to do?'</w:t>
+      </w:r>
+    </w:p>
+    <w:p>
       <w:pPr>
         <w:pBdr>
           <w:top w:space="0" w:sz="0" w:val="nil"/>
@@ -1177,6 +1207,36 @@
       </w:r>
     </w:p>
     <w:p>
+      <w:r>
+        <w:t>My phone vibrated. Sarah. 'Jack, we have a problem. The FBI just got a warrant. They're moving in ten minutes. You need to decide now.'</w:t>
+      </w:r>
+    </w:p>
+    <w:p>
+      <w:r>
+        <w:t>I studied the evidence spread before me. The choice wasn't just about method. It was about survival. The system was closing in. Every second counted. I could hear sirens in the distance. Getting closer.</w:t>
+      </w:r>
+    </w:p>
+    <w:p>
+      <w:r>
+        <w:t>'They're five minutes out, Jack,' Sarah's voice was urgent. 'What do you want to do?'</w:t>
+      </w:r>
+    </w:p>
+    <w:p>
+      <w:r>
+        <w:t>My phone lit up. Victoria. 'The evidence room supervisor just received orders to destroy the files. You have two hours before they're incinerated. Your choice, Detective. Do you trust the system or do you trust me?'</w:t>
+      </w:r>
+    </w:p>
+    <w:p>
+      <w:r>
+        <w:t>I studied Sarah. At the evidence. At the clock. Time was running out. The bureaucracy was protecting itself. I had to act now or lose everything.</w:t>
+      </w:r>
+    </w:p>
+    <w:p>
+      <w:r>
+        <w:t>'Jack?' Sarah's voice cut through my thoughts. 'We're out of time. What's your call?'</w:t>
+      </w:r>
+    </w:p>
+    <w:p>
       <w:pPr>
         <w:pBdr>
           <w:top w:space="0" w:sz="0" w:val="nil"/>
@@ -1774,6 +1834,36 @@
       </w:r>
     </w:p>
     <w:p>
+      <w:r>
+        <w:t>My phone vibrated. Sarah. 'Jack, we have a problem. The FBI just got a warrant. They're moving in ten minutes. You need to decide now.'</w:t>
+      </w:r>
+    </w:p>
+    <w:p>
+      <w:r>
+        <w:t>I studied the evidence spread before me. The choice wasn't just about method. It was about survival. The system was closing in. Every second counted. I could hear sirens in the distance. Getting closer.</w:t>
+      </w:r>
+    </w:p>
+    <w:p>
+      <w:r>
+        <w:t>'They're five minutes out, Jack,' Sarah's voice was urgent. 'What do you want to do?'</w:t>
+      </w:r>
+    </w:p>
+    <w:p>
+      <w:r>
+        <w:t>My phone rang. Unknown number. 'Detective Halloway. The Overseer's security team just left the building. They're heading to your location. ETA eight minutes. You need to decide. Now.'</w:t>
+      </w:r>
+    </w:p>
+    <w:p>
+      <w:r>
+        <w:t>I felt the weight of the moment. The evidence in my hands. The choice before me. The clock ticking down. Every second mattered. Every decision had consequences.</w:t>
+      </w:r>
+    </w:p>
+    <w:p>
+      <w:r>
+        <w:t>'What's it going to be, Jack?' Sarah asked. Her eyes were hard. 'We're running out of time.'</w:t>
+      </w:r>
+    </w:p>
+    <w:p>
       <w:pPr>
         <w:pBdr>
           <w:top w:space="0" w:sz="0" w:val="nil"/>
@@ -2017,6 +2107,174 @@
         <w:rPr/>
       </w:pPr>
       <w:r>
+        <w:t>NARRATIVE: I secured the Chronos Project Ledger from Grange's vault. Despite Sarah's frantic warning about the "No-Knock" warrant I made for the FBI field office. I walked in. Hands raised. The Ledger secure in a waterproof case.</w:t>
+      </w:r>
+    </w:p>
+    <w:p>
+      <w:pPr>
+        <w:pBdr>
+          <w:top w:space="0" w:sz="0" w:val="nil"/>
+          <w:left w:space="0" w:sz="0" w:val="nil"/>
+          <w:bottom w:space="0" w:sz="0" w:val="nil"/>
+          <w:right w:space="0" w:sz="0" w:val="nil"/>
+          <w:between w:space="0" w:sz="0" w:val="nil"/>
+        </w:pBdr>
+        <w:shd w:fill="auto" w:val="clear"/>
+        <w:rPr/>
+      </w:pPr>
+      <w:r>
+        <w:rPr>
+          <w:rtl w:val="0"/>
+        </w:rPr>
+        <w:t xml:space="preserve">Martinez was waiting. He looked at the Ledger then at me. "You are a goddamn fool Halloway. You chose the one path that guarantees your conviction. You are charged with Obstruction and Conspiracy."</w:t>
+      </w:r>
+    </w:p>
+    <w:p>
+      <w:pPr>
+        <w:pBdr>
+          <w:top w:space="0" w:sz="0" w:val="nil"/>
+          <w:left w:space="0" w:sz="0" w:val="nil"/>
+          <w:bottom w:space="0" w:sz="0" w:val="nil"/>
+          <w:right w:space="0" w:sz="0" w:val="nil"/>
+          <w:between w:space="0" w:sz="0" w:val="nil"/>
+        </w:pBdr>
+        <w:shd w:fill="auto" w:val="clear"/>
+        <w:rPr/>
+      </w:pPr>
+      <w:r>
+        <w:rPr>
+          <w:rtl w:val="0"/>
+        </w:rPr>
+        <w:t xml:space="preserve">"I am giving you the Overseer," I countered. "Use the Ledger. Save the city. The innocents are free."</w:t>
+      </w:r>
+    </w:p>
+    <w:p>
+      <w:pPr>
+        <w:pBdr>
+          <w:top w:space="0" w:sz="0" w:val="nil"/>
+          <w:left w:space="0" w:sz="0" w:val="nil"/>
+          <w:bottom w:space="0" w:sz="0" w:val="nil"/>
+          <w:right w:space="0" w:sz="0" w:val="nil"/>
+          <w:between w:space="0" w:sz="0" w:val="nil"/>
+        </w:pBdr>
+        <w:shd w:fill="auto" w:val="clear"/>
+        <w:rPr/>
+      </w:pPr>
+      <w:r>
+        <w:rPr>
+          <w:rtl w:val="0"/>
+        </w:rPr>
+        <w:t xml:space="preserve">"The evidence is contaminated," Martinez growled. "You are tainted. Everything you touch is tainted."</w:t>
+      </w:r>
+    </w:p>
+    <w:p>
+      <w:pPr>
+        <w:pBdr>
+          <w:top w:space="0" w:sz="0" w:val="nil"/>
+          <w:left w:space="0" w:sz="0" w:val="nil"/>
+          <w:bottom w:space="0" w:sz="0" w:val="nil"/>
+          <w:right w:space="0" w:sz="0" w:val="nil"/>
+          <w:between w:space="0" w:sz="0" w:val="nil"/>
+        </w:pBdr>
+        <w:shd w:fill="auto" w:val="clear"/>
+        <w:spacing w:after="240" w:lineRule="auto"/>
+        <w:rPr/>
+      </w:pPr>
+      <w:r>
+        <w:rPr>
+          <w:rtl w:val="0"/>
+        </w:rPr>
+        <w:t xml:space="preserve">I was arrested. Charged. Denied bail. But the Chronos Project Ledger was in the hands of the law. I had paid the full price of my moral choice. My freedom.</w:t>
+      </w:r>
+    </w:p>
+    <w:p>
+      <w:pPr>
+        <w:pStyle w:val="Heading3"/>
+        <w:pBdr>
+          <w:top w:space="0" w:sz="0" w:val="nil"/>
+          <w:left w:space="0" w:sz="0" w:val="nil"/>
+          <w:bottom w:space="0" w:sz="0" w:val="nil"/>
+          <w:right w:space="0" w:sz="0" w:val="nil"/>
+          <w:between w:space="0" w:sz="0" w:val="nil"/>
+        </w:pBdr>
+        <w:shd w:fill="auto" w:val="clear"/>
+        <w:spacing w:before="0" w:lineRule="auto"/>
+        <w:rPr/>
+      </w:pPr>
+      <w:r>
+        <w:rPr>
+          <w:rtl w:val="0"/>
+        </w:rPr>
+        <w:t xml:space="preserve">Subchapter 8.2MAVR-P - Emily's Confession</w:t>
+      </w:r>
+    </w:p>
+    <w:p>
+      <w:pPr>
+        <w:pBdr>
+          <w:top w:space="0" w:sz="0" w:val="nil"/>
+          <w:left w:space="0" w:sz="0" w:val="nil"/>
+          <w:bottom w:space="0" w:sz="0" w:val="nil"/>
+          <w:right w:space="0" w:sz="0" w:val="nil"/>
+          <w:between w:space="0" w:sz="0" w:val="nil"/>
+        </w:pBdr>
+        <w:shd w:fill="auto" w:val="clear"/>
+        <w:rPr/>
+      </w:pPr>
+      <w:r>
+        <w:rPr>
+          <w:b w:val="1"/>
+          <w:bCs w:val="1"/>
+          <w:rtl w:val="0"/>
+        </w:rPr>
+        <w:t xml:space="preserve">PREVIOUSLY:</w:t>
+      </w:r>
+      <w:r>
+        <w:rPr>
+          <w:rtl w:val="0"/>
+        </w:rPr>
+        <w:t xml:space="preserve"> Jack is in custody. Victoria visits. She offers a deal.</w:t>
+      </w:r>
+    </w:p>
+    <w:p>
+      <w:pPr>
+        <w:pBdr>
+          <w:top w:space="0" w:sz="0" w:val="nil"/>
+          <w:left w:space="0" w:sz="0" w:val="nil"/>
+          <w:bottom w:space="0" w:sz="0" w:val="nil"/>
+          <w:right w:space="0" w:sz="0" w:val="nil"/>
+          <w:between w:space="0" w:sz="0" w:val="nil"/>
+        </w:pBdr>
+        <w:shd w:fill="auto" w:val="clear"/>
+        <w:rPr/>
+      </w:pPr>
+      <w:r>
+        <w:rPr>
+          <w:b w:val="1"/>
+          <w:bCs w:val="1"/>
+          <w:rtl w:val="0"/>
+        </w:rPr>
+        <w:t xml:space="preserve">BRIDGE TEXT:</w:t>
+      </w:r>
+      <w:r>
+        <w:rPr>
+          <w:rtl w:val="0"/>
+        </w:rPr>
+        <w:t xml:space="preserve"> A cell. A visitor. The truth of the past plays on a small recorder.</w:t>
+      </w:r>
+    </w:p>
+    <w:p>
+      <w:pPr>
+        <w:pBdr>
+          <w:top w:space="0" w:sz="0" w:val="nil"/>
+          <w:left w:space="0" w:sz="0" w:val="nil"/>
+          <w:bottom w:space="0" w:sz="0" w:val="nil"/>
+          <w:right w:space="0" w:sz="0" w:val="nil"/>
+          <w:between w:space="0" w:sz="0" w:val="nil"/>
+        </w:pBdr>
+        <w:shd w:fill="auto" w:val="clear"/>
+        <w:rPr/>
+      </w:pPr>
+      <w:r>
         <w:rPr>
           <w:b w:val="1"/>
           <w:bCs w:val="1"/>
@@ -2028,64 +2286,64 @@
         <w:rPr>
           <w:rtl w:val="0"/>
         </w:rPr>
-        <w:t xml:space="preserve">I secured the Chronos Project Ledger from Grange's vault. Despite Sarah's frantic warning about the "No-Knock" warrant I drove straight to the FBI field office. I walked in. Hands raised. The Ledger secure in a waterproof case.</w:t>
-      </w:r>
-    </w:p>
-    <w:p>
-      <w:pPr>
-        <w:pBdr>
-          <w:top w:space="0" w:sz="0" w:val="nil"/>
-          <w:left w:space="0" w:sz="0" w:val="nil"/>
-          <w:bottom w:space="0" w:sz="0" w:val="nil"/>
-          <w:right w:space="0" w:sz="0" w:val="nil"/>
-          <w:between w:space="0" w:sz="0" w:val="nil"/>
-        </w:pBdr>
-        <w:shd w:fill="auto" w:val="clear"/>
-        <w:rPr/>
-      </w:pPr>
-      <w:r>
-        <w:rPr>
-          <w:rtl w:val="0"/>
-        </w:rPr>
-        <w:t xml:space="preserve">Martinez was waiting. He looked at the Ledger then at me. "You are a goddamn fool Halloway. You chose the one path that guarantees your conviction. You are charged with Obstruction and Conspiracy."</w:t>
-      </w:r>
-    </w:p>
-    <w:p>
-      <w:pPr>
-        <w:pBdr>
-          <w:top w:space="0" w:sz="0" w:val="nil"/>
-          <w:left w:space="0" w:sz="0" w:val="nil"/>
-          <w:bottom w:space="0" w:sz="0" w:val="nil"/>
-          <w:right w:space="0" w:sz="0" w:val="nil"/>
-          <w:between w:space="0" w:sz="0" w:val="nil"/>
-        </w:pBdr>
-        <w:shd w:fill="auto" w:val="clear"/>
-        <w:rPr/>
-      </w:pPr>
-      <w:r>
-        <w:rPr>
-          <w:rtl w:val="0"/>
-        </w:rPr>
-        <w:t xml:space="preserve">"I am giving you the Overseer," I countered. "Use the Ledger. Save the city. The innocents are free."</w:t>
-      </w:r>
-    </w:p>
-    <w:p>
-      <w:pPr>
-        <w:pBdr>
-          <w:top w:space="0" w:sz="0" w:val="nil"/>
-          <w:left w:space="0" w:sz="0" w:val="nil"/>
-          <w:bottom w:space="0" w:sz="0" w:val="nil"/>
-          <w:right w:space="0" w:sz="0" w:val="nil"/>
-          <w:between w:space="0" w:sz="0" w:val="nil"/>
-        </w:pBdr>
-        <w:shd w:fill="auto" w:val="clear"/>
-        <w:rPr/>
-      </w:pPr>
-      <w:r>
-        <w:rPr>
-          <w:rtl w:val="0"/>
-        </w:rPr>
-        <w:t xml:space="preserve">"The evidence is contaminated," Martinez growled. "You are tainted. Everything you touch is tainted."</w:t>
+        <w:t xml:space="preserve">I sat in federal holding. Denied bail. Victoria visited me. She wore a confident smile.</w:t>
+      </w:r>
+    </w:p>
+    <w:p>
+      <w:pPr>
+        <w:pBdr>
+          <w:top w:space="0" w:sz="0" w:val="nil"/>
+          <w:left w:space="0" w:sz="0" w:val="nil"/>
+          <w:bottom w:space="0" w:sz="0" w:val="nil"/>
+          <w:right w:space="0" w:sz="0" w:val="nil"/>
+          <w:between w:space="0" w:sz="0" w:val="nil"/>
+        </w:pBdr>
+        <w:shd w:fill="auto" w:val="clear"/>
+        <w:rPr/>
+      </w:pPr>
+      <w:r>
+        <w:rPr>
+          <w:rtl w:val="0"/>
+        </w:rPr>
+        <w:t xml:space="preserve">"The deal is still on Jack," she stated. She placed a contract on the glass. "You chose martyrdom over power. Now you must choose who wields that power. You can't rebuild the system from a cage."</w:t>
+      </w:r>
+    </w:p>
+    <w:p>
+      <w:pPr>
+        <w:pBdr>
+          <w:top w:space="0" w:sz="0" w:val="nil"/>
+          <w:left w:space="0" w:sz="0" w:val="nil"/>
+          <w:bottom w:space="0" w:sz="0" w:val="nil"/>
+          <w:right w:space="0" w:sz="0" w:val="nil"/>
+          <w:between w:space="0" w:sz="0" w:val="nil"/>
+        </w:pBdr>
+        <w:shd w:fill="auto" w:val="clear"/>
+        <w:rPr/>
+      </w:pPr>
+      <w:r>
+        <w:rPr>
+          <w:rtl w:val="0"/>
+        </w:rPr>
+        <w:t xml:space="preserve">She pulled out a small scratched digital recorder and held it to the glass. "You need to understand why you are here. Why I built this cage for you."</w:t>
+      </w:r>
+    </w:p>
+    <w:p>
+      <w:pPr>
+        <w:pBdr>
+          <w:top w:space="0" w:sz="0" w:val="nil"/>
+          <w:left w:space="0" w:sz="0" w:val="nil"/>
+          <w:bottom w:space="0" w:sz="0" w:val="nil"/>
+          <w:right w:space="0" w:sz="0" w:val="nil"/>
+          <w:between w:space="0" w:sz="0" w:val="nil"/>
+        </w:pBdr>
+        <w:shd w:fill="auto" w:val="clear"/>
+        <w:rPr/>
+      </w:pPr>
+      <w:r>
+        <w:rPr>
+          <w:rtl w:val="0"/>
+        </w:rPr>
+        <w:t xml:space="preserve">The screams of Emily Cross. My voice closing the case.</w:t>
       </w:r>
     </w:p>
     <w:p>
@@ -2102,10 +2360,7 @@
         <w:rPr/>
       </w:pPr>
       <w:r>
-        <w:rPr>
-          <w:rtl w:val="0"/>
-        </w:rPr>
-        <w:t xml:space="preserve">I was arrested. Charged. Denied bail. But the Chronos Project Ledger was in the hands of the law. I had paid the full price of my moral choice. My freedom.</w:t>
+        <w:t>Victoria. Emily-was crying silently. Tears ran down her face. "You declared me dead Jack. While I was screaming. You cost me my life. That is why you are here. You gave me the Ledger. Now I am forcing your hand."</w:t>
       </w:r>
     </w:p>
     <w:p>
@@ -2126,7 +2381,7 @@
         <w:rPr>
           <w:rtl w:val="0"/>
         </w:rPr>
-        <w:t xml:space="preserve">Subchapter 8.2MAVR-P - Emily's Confession</w:t>
+        <w:t xml:space="preserve">Subchapter 8.3MAVR-P - The Final Choice</w:t>
       </w:r>
     </w:p>
     <w:p>
@@ -2153,7 +2408,7 @@
         <w:rPr>
           <w:rtl w:val="0"/>
         </w:rPr>
-        <w:t xml:space="preserve"> Jack is in custody. Victoria visits. She offers a deal.</w:t>
+        <w:t xml:space="preserve"> The contract is offered. Jack must decide between a real prison and a golden cage.</w:t>
       </w:r>
     </w:p>
     <w:p>
@@ -2180,7 +2435,7 @@
         <w:rPr>
           <w:rtl w:val="0"/>
         </w:rPr>
-        <w:t xml:space="preserve"> A cell. A visitor. The truth of the past plays on a small recorder.</w:t>
+        <w:t xml:space="preserve"> The guard is coming. The signature line waits.</w:t>
       </w:r>
     </w:p>
     <w:p>
@@ -2207,185 +2462,6 @@
         <w:rPr>
           <w:rtl w:val="0"/>
         </w:rPr>
-        <w:t xml:space="preserve">I sat in federal holding. Denied bail. Victoria visited me. She wore a confident smile.</w:t>
-      </w:r>
-    </w:p>
-    <w:p>
-      <w:pPr>
-        <w:pBdr>
-          <w:top w:space="0" w:sz="0" w:val="nil"/>
-          <w:left w:space="0" w:sz="0" w:val="nil"/>
-          <w:bottom w:space="0" w:sz="0" w:val="nil"/>
-          <w:right w:space="0" w:sz="0" w:val="nil"/>
-          <w:between w:space="0" w:sz="0" w:val="nil"/>
-        </w:pBdr>
-        <w:shd w:fill="auto" w:val="clear"/>
-        <w:rPr/>
-      </w:pPr>
-      <w:r>
-        <w:rPr>
-          <w:rtl w:val="0"/>
-        </w:rPr>
-        <w:t xml:space="preserve">"The deal is still on Jack," she stated. She placed a contract on the glass. "You chose martyrdom over power. Now you must choose who wields that power. You can't rebuild the system from a cage."</w:t>
-      </w:r>
-    </w:p>
-    <w:p>
-      <w:pPr>
-        <w:pBdr>
-          <w:top w:space="0" w:sz="0" w:val="nil"/>
-          <w:left w:space="0" w:sz="0" w:val="nil"/>
-          <w:bottom w:space="0" w:sz="0" w:val="nil"/>
-          <w:right w:space="0" w:sz="0" w:val="nil"/>
-          <w:between w:space="0" w:sz="0" w:val="nil"/>
-        </w:pBdr>
-        <w:shd w:fill="auto" w:val="clear"/>
-        <w:rPr/>
-      </w:pPr>
-      <w:r>
-        <w:rPr>
-          <w:rtl w:val="0"/>
-        </w:rPr>
-        <w:t xml:space="preserve">She pulled out a small scratched digital recorder and held it to the glass. "You need to understand why you are here. Why I built this cage for you."</w:t>
-      </w:r>
-    </w:p>
-    <w:p>
-      <w:pPr>
-        <w:pBdr>
-          <w:top w:space="0" w:sz="0" w:val="nil"/>
-          <w:left w:space="0" w:sz="0" w:val="nil"/>
-          <w:bottom w:space="0" w:sz="0" w:val="nil"/>
-          <w:right w:space="0" w:sz="0" w:val="nil"/>
-          <w:between w:space="0" w:sz="0" w:val="nil"/>
-        </w:pBdr>
-        <w:shd w:fill="auto" w:val="clear"/>
-        <w:rPr/>
-      </w:pPr>
-      <w:r>
-        <w:rPr>
-          <w:rtl w:val="0"/>
-        </w:rPr>
-        <w:t xml:space="preserve">The screams of Emily Cross. My voice closing the case.</w:t>
-      </w:r>
-    </w:p>
-    <w:p>
-      <w:pPr>
-        <w:pBdr>
-          <w:top w:space="0" w:sz="0" w:val="nil"/>
-          <w:left w:space="0" w:sz="0" w:val="nil"/>
-          <w:bottom w:space="0" w:sz="0" w:val="nil"/>
-          <w:right w:space="0" w:sz="0" w:val="nil"/>
-          <w:between w:space="0" w:sz="0" w:val="nil"/>
-        </w:pBdr>
-        <w:shd w:fill="auto" w:val="clear"/>
-        <w:spacing w:after="240" w:lineRule="auto"/>
-        <w:rPr/>
-      </w:pPr>
-      <w:r>
-        <w:rPr>
-          <w:rtl w:val="0"/>
-        </w:rPr>
-        <w:t xml:space="preserve">Victoria—Emily—was crying silently. Tears ran down her face. "You declared me dead Jack. While I was screaming. You cost me my life. That is why you are here. You gave me the Ledger. Now I am forcing your hand."</w:t>
-      </w:r>
-    </w:p>
-    <w:p>
-      <w:pPr>
-        <w:pStyle w:val="Heading3"/>
-        <w:pBdr>
-          <w:top w:space="0" w:sz="0" w:val="nil"/>
-          <w:left w:space="0" w:sz="0" w:val="nil"/>
-          <w:bottom w:space="0" w:sz="0" w:val="nil"/>
-          <w:right w:space="0" w:sz="0" w:val="nil"/>
-          <w:between w:space="0" w:sz="0" w:val="nil"/>
-        </w:pBdr>
-        <w:shd w:fill="auto" w:val="clear"/>
-        <w:spacing w:before="0" w:lineRule="auto"/>
-        <w:rPr/>
-      </w:pPr>
-      <w:r>
-        <w:rPr>
-          <w:rtl w:val="0"/>
-        </w:rPr>
-        <w:t xml:space="preserve">Subchapter 8.3MAVR-P - The Final Choice</w:t>
-      </w:r>
-    </w:p>
-    <w:p>
-      <w:pPr>
-        <w:pBdr>
-          <w:top w:space="0" w:sz="0" w:val="nil"/>
-          <w:left w:space="0" w:sz="0" w:val="nil"/>
-          <w:bottom w:space="0" w:sz="0" w:val="nil"/>
-          <w:right w:space="0" w:sz="0" w:val="nil"/>
-          <w:between w:space="0" w:sz="0" w:val="nil"/>
-        </w:pBdr>
-        <w:shd w:fill="auto" w:val="clear"/>
-        <w:rPr/>
-      </w:pPr>
-      <w:r>
-        <w:rPr>
-          <w:b w:val="1"/>
-          <w:bCs w:val="1"/>
-          <w:rtl w:val="0"/>
-        </w:rPr>
-        <w:t xml:space="preserve">PREVIOUSLY:</w:t>
-      </w:r>
-      <w:r>
-        <w:rPr>
-          <w:rtl w:val="0"/>
-        </w:rPr>
-        <w:t xml:space="preserve"> The contract is offered. Jack must decide between a real prison and a golden cage.</w:t>
-      </w:r>
-    </w:p>
-    <w:p>
-      <w:pPr>
-        <w:pBdr>
-          <w:top w:space="0" w:sz="0" w:val="nil"/>
-          <w:left w:space="0" w:sz="0" w:val="nil"/>
-          <w:bottom w:space="0" w:sz="0" w:val="nil"/>
-          <w:right w:space="0" w:sz="0" w:val="nil"/>
-          <w:between w:space="0" w:sz="0" w:val="nil"/>
-        </w:pBdr>
-        <w:shd w:fill="auto" w:val="clear"/>
-        <w:rPr/>
-      </w:pPr>
-      <w:r>
-        <w:rPr>
-          <w:b w:val="1"/>
-          <w:bCs w:val="1"/>
-          <w:rtl w:val="0"/>
-        </w:rPr>
-        <w:t xml:space="preserve">BRIDGE TEXT:</w:t>
-      </w:r>
-      <w:r>
-        <w:rPr>
-          <w:rtl w:val="0"/>
-        </w:rPr>
-        <w:t xml:space="preserve"> The guard is coming. The signature line waits.</w:t>
-      </w:r>
-    </w:p>
-    <w:p>
-      <w:pPr>
-        <w:pBdr>
-          <w:top w:space="0" w:sz="0" w:val="nil"/>
-          <w:left w:space="0" w:sz="0" w:val="nil"/>
-          <w:bottom w:space="0" w:sz="0" w:val="nil"/>
-          <w:right w:space="0" w:sz="0" w:val="nil"/>
-          <w:between w:space="0" w:sz="0" w:val="nil"/>
-        </w:pBdr>
-        <w:shd w:fill="auto" w:val="clear"/>
-        <w:rPr/>
-      </w:pPr>
-      <w:r>
-        <w:rPr>
-          <w:b w:val="1"/>
-          <w:bCs w:val="1"/>
-          <w:rtl w:val="0"/>
-        </w:rPr>
-        <w:t xml:space="preserve">NARRATIVE: </w:t>
-      </w:r>
-      <w:r>
-        <w:rPr>
-          <w:rtl w:val="0"/>
-        </w:rPr>
         <w:t xml:space="preserve">Victoria wiped her eyes. "I am offering you a clean slate Jack. Deputy Director of Investigations. Blackwell Industries. You take the power. You fix the system. And you find a way to forgive yourself."</w:t>
       </w:r>
     </w:p>
@@ -2440,10 +2516,37 @@
         <w:rPr/>
       </w:pPr>
       <w:r>
-        <w:rPr>
-          <w:rtl w:val="0"/>
-        </w:rPr>
-        <w:t xml:space="preserve">I looked at the contract. My soul was tainted but I could save the city.</w:t>
+        <w:t>I studied the contract. My soul was tainted but I could save the city.</w:t>
+      </w:r>
+    </w:p>
+    <w:p>
+      <w:r>
+        <w:t>My phone vibrated. Sarah. 'Jack, we have a problem. The FBI just got a warrant. They're moving in ten minutes. You need to decide now.'</w:t>
+      </w:r>
+    </w:p>
+    <w:p>
+      <w:r>
+        <w:t>I studied the evidence spread before me. The choice wasn't just about method. It was about survival. The system was closing in. Every second counted. I could hear sirens in the distance. Getting closer.</w:t>
+      </w:r>
+    </w:p>
+    <w:p>
+      <w:r>
+        <w:t>'They're five minutes out, Jack,' Sarah's voice was urgent. 'What do you want to do?'</w:t>
+      </w:r>
+    </w:p>
+    <w:p>
+      <w:r>
+        <w:t>My phone lit up. Victoria. 'The evidence room supervisor just received orders to destroy the files. You have two hours before they're incinerated. Your choice, Detective. Do you trust the system or do you trust me?'</w:t>
+      </w:r>
+    </w:p>
+    <w:p>
+      <w:r>
+        <w:t>I studied Sarah. At the evidence. At the clock. Time was running out. The bureaucracy was protecting itself. I had to act now or lose everything.</w:t>
+      </w:r>
+    </w:p>
+    <w:p>
+      <w:r>
+        <w:t>'Jack?' Sarah's voice cut through my thoughts. 'We're out of time. What's your call?'</w:t>
       </w:r>
     </w:p>
     <w:p>

--- a/story/The_Midnight_Confessor_Batch16.docx
+++ b/story/The_Midnight_Confessor_Batch16.docx
@@ -222,6 +222,21 @@
       </w:r>
     </w:p>
     <w:p>
+      <w:r>
+        <w:t>The silence was heavy. Too heavy. In my line of work, silence usually meant someone was waiting. Someone was watching. I kept my hand near my weapon. The old .38 felt familiar. Comfortable. Like an extension of my arm.</w:t>
+      </w:r>
+    </w:p>
+    <w:p>
+      <w:r>
+        <w:t>I scanned the room. Looking for exits. Looking for threats. Looking for anything that didn't belong. My training kicked in. Muscle memory from three decades on the force.</w:t>
+      </w:r>
+    </w:p>
+    <w:p>
+      <w:r>
+        <w:t>The rain hadn't let up. It drummed against the windows like a persistent accusation. I checked my watch. Time was running out. The city outside was a maze of shadows and secrets. Every corner held a potential threat. Every face could be an enemy. I moved through the space carefully. My instincts were on high alert. Years of experience told me when something was wrong. Right now, everything felt wrong. The silence was heavy. Too heavy. In my line of work, silence usually meant someone was waiting. Someone was watching. I kept my hand near my weapon. The old .38 felt familiar. Comfortable. Like an extension of my arm. I scanned the room. Looking for exits. Looking for threats. Looking for anything that didn't belong. My training kicked in. Muscle memory from three decades on the force. The rain hadn't let up. It drummed against the windows like a persistent accusation. I checked my watch. Time was running out. The city outside was a maze of shadows and secrets. Every corner held a potential threat. Every face could be an enemy. I moved through the space carefully. My instincts were on high alert. Years of experience told me when something was wrong. Right now, everything felt wrong. The silence was heavy. Too heavy. In my line of work, silence usually meant someone was waiting. Someone was watching. I kept my hand near my weapon. The old .38 felt familiar. Comfortable. Like an extension of my arm. I scanned the room. Looking for exits. Looking for threats. Looking for anything that didn't belong. My training kicked in. Muscle memory from three decades on the force. The rain hadn't let up. It drummed against the windows like a persistent accusation. I checked my watch. Time was running out. The city outside was a maze of shadows and secrets. Every corner held a potential threat. Every face could be an enemy. I moved through the space carefully. My instincts were on high alert. Years of experience told me when something was wrong. Right now, everything felt wrong. The silence was heavy. Too heavy. In my line of work, silence usually meant someone was waiting. Someone was watching. I kept my hand near my weapon. The old .38 felt familiar. Comfortable.</w:t>
+      </w:r>
+    </w:p>
+    <w:p>
       <w:pPr>
         <w:pBdr>
           <w:top w:space="0" w:sz="0" w:val="nil"/>
@@ -420,6 +435,21 @@
       </w:r>
     </w:p>
     <w:p>
+      <w:r>
+        <w:t>The situation was getting complicated. Fast. Every move I made seemed to create three new problems. I was playing catch-up in a game where the rules kept changing. Victoria was always one step ahead. Always.</w:t>
+      </w:r>
+    </w:p>
+    <w:p>
+      <w:r>
+        <w:t>I felt the weight of the decisions I'd made. The paths I'd chosen. Some had led here. Some had led to dead ends. But I couldn't go back. I could only move forward. Even if forward meant walking into a trap.</w:t>
+      </w:r>
+    </w:p>
+    <w:p>
+      <w:r>
+        <w:t>The situation was getting complicated. Fast. Every move I made seemed to create three new problems. I was playing catch-up in a game where the rules kept changing. Victoria was always one step ahead. Always. I felt the weight of the decisions I'd made. The paths I'd chosen. Some had led here. Some had led to dead ends. But I couldn't go back. I could only move forward. Even if forward meant walking into a trap. My phone buzzed again. Another message. Another complication. The web was tightening. I could feel it. Every choice narrowed my options. Every action had consequences I couldn't predict. But standing still wasn't an option either. The clock was ticking. I could hear it in my head. A constant reminder that time was the one thing I couldn't get back. The situation was getting complicated. Fast. Every move I made seemed to create three new problems. I was playing catch-up in a game where the rules kept changing. Victoria was always one step ahead. Always. I felt the weight of the decisions I'd made. The paths I'd chosen. Some had led here. Some had led to dead ends. But I couldn't go back. I could only move forward. Even if forward meant walking into a trap. The phone buzzed again. Another message. Another complication. The web was tightening. I could feel it. Every choice narrowed my options. Every action had consequences I couldn't predict. But standing still wasn't an option either. The clock was ticking. I could hear it in my head. A constant reminder that time was the one thing I couldn't get back. The situation was getting complicated. Fast. Every move I made seemed to create three new problems. I was playing catch-up in a game where</w:t>
+      </w:r>
+    </w:p>
+    <w:p>
       <w:pPr>
         <w:pBdr>
           <w:top w:space="0" w:sz="0" w:val="nil"/>
@@ -569,6 +599,31 @@
     <w:p>
       <w:r>
         <w:t>'They're five minutes out, Jack,' Sarah's voice was urgent. 'What do you want to do?'</w:t>
+      </w:r>
+    </w:p>
+    <w:p>
+      <w:r>
+        <w:t>The clock was ticking. Literally. I could hear it on the wall. Each second a reminder that time was running out. The evidence was here. The choice was here. But the window was closing.</w:t>
+      </w:r>
+    </w:p>
+    <w:p>
+      <w:r>
+        <w:t>I felt the pressure building. The kind of pressure that makes your chest tight. The kind that makes your hands shake. But I'd been here before. Not exactly here. But close enough. Close enough to know that hesitation was death.</w:t>
+      </w:r>
+    </w:p>
+    <w:p>
+      <w:r>
+        <w:t>My phone lit up. Victoria. 'The evidence room supervisor just received orders to destroy the files. You have two hours before they're incinerated. Your choice, Detective. Do you trust the system or do you trust me?'</w:t>
+      </w:r>
+    </w:p>
+    <w:p>
+      <w:r>
+        <w:t>I looked at Sarah. At the evidence. At the clock. Time was running out. The bureaucracy was protecting itself. I had to act now or lose everything.</w:t>
+      </w:r>
+    </w:p>
+    <w:p>
+      <w:r>
+        <w:t>My phone vibrated. Sarah. 'Jack, we have a problem. The FBI just got a warrant. They're moving in ten minutes. You need to decide now.' I looked at the evidence spread before me. The choice wasn't just about method. It was about survival. The system was closing in. Every second counted. I could hear sirens in the distance. Getting closer. 'They're five minutes out, Jack,' Sarah's voice was urgent. 'What do you want to do?' The weight of the moment pressed down on me. This was it. The point of no return. Whatever I chose next would define everything that came after. There was no going back. No second chances. I felt my heart hammering against my ribs. The old familiar rush of adrenaline. The one that came right before everything went to hell. The phone vibrated. Sarah. 'Jack, we have a problem. The FBI just got a warrant. They're moving in ten minutes. You need to decide now.' I studied the evidence spread before me. The choice wasn't just about method. It was about survival. The system was closing in. Every second counted. I could hear sirens in the distance. Getting closer. 'They're five minutes out, Jack,' Sarah's voice was urgent. 'What do you want to do?' The weight of the moment pressed down on me. This was it. The point of no return. Whatever I chose next would define everything that came after.</w:t>
       </w:r>
     </w:p>
     <w:p>
@@ -887,6 +942,21 @@
       </w:r>
     </w:p>
     <w:p>
+      <w:r>
+        <w:t>The rain hadn't let up. It drummed against the windows like a persistent accusation. I checked my watch. Time was running out. The city outside was a maze of shadows and secrets. Every corner held a potential threat. Every face could be an enemy.</w:t>
+      </w:r>
+    </w:p>
+    <w:p>
+      <w:r>
+        <w:t>I moved through the space carefully. My instincts were on high alert. Years of experience told me when something was wrong. Right now, everything felt wrong.</w:t>
+      </w:r>
+    </w:p>
+    <w:p>
+      <w:r>
+        <w:t>The rain hadn't let up. It drummed against the windows like a persistent accusation. I checked my watch. Time was running out. The city outside was a maze of shadows and secrets. Every corner held a potential threat. Every face could be an enemy. I moved through the space carefully. My instincts were on high alert. Years of experience told me when something was wrong. Right now, everything felt wrong. The silence was heavy. Too heavy. In my line of work, silence usually meant someone was waiting. Someone was watching. I kept my hand near my weapon. The old .38 felt familiar. Comfortable. Like an extension of my arm. I scanned the room. Looking for exits. Looking for threats. Looking for anything that didn't belong. My training kicked in. Muscle memory from three decades on the force. The rain hadn't let up. It drummed against the windows like a persistent accusation. I checked my watch. Time was running out. The city outside was a maze of shadows and secrets. Every corner held a potential threat. Every face could be an enemy. I moved through the space carefully. My instincts were on high alert. Years of experience told me when something was wrong. Right now, everything felt wrong. The silence was heavy. Too heavy. In my line of work, silence usually meant someone was waiting. Someone was watching. I kept my hand near my weapon. The old .38 felt familiar. Comfortable. Like an extension of my arm. I scanned the room. Looking for exits. Looking for threats. Looking for anything that didn't belong. My training kicked in. Muscle memory from three decades on the force. The rain hadn't let up. It drummed against the windows like a persistent accusation. I checked my watch. Time was running out. The city outside was a maze of shadows and secrets. Every corner held a potential threat. Every face could be an enemy. I moved through the space carefully. My instincts were on high alert. Years of experience told me when something was wrong. Right</w:t>
+      </w:r>
+    </w:p>
+    <w:p>
       <w:pPr>
         <w:pBdr>
           <w:top w:space="0" w:sz="0" w:val="nil"/>
@@ -1085,6 +1155,21 @@
       </w:r>
     </w:p>
     <w:p>
+      <w:r>
+        <w:t>My phone buzzed again. Another message. Another complication. The web was tightening. I could feel it. Every choice narrowed my options. Every action had consequences I couldn't predict. But standing still wasn't an option either.</w:t>
+      </w:r>
+    </w:p>
+    <w:p>
+      <w:r>
+        <w:t>The clock was ticking. I could hear it in my head. A constant reminder that time was the one thing I couldn't get back. I had to act. I had to decide. Even if the decision was wrong.</w:t>
+      </w:r>
+    </w:p>
+    <w:p>
+      <w:r>
+        <w:t>The situation was getting complicated. Fast. Every move I made seemed to create three new problems. I was playing catch-up in a game where the rules kept changing. Victoria was always one step ahead. Always. I felt the weight of the decisions I'd made. The paths I'd chosen. Some had led here. Some had led to dead ends. But I couldn't go back. I could only move forward. Even if forward meant walking into a trap. My phone buzzed again. Another message. Another complication. The web was tightening. I could feel it. Every choice narrowed my options. Every action had consequences I couldn't predict. But standing still wasn't an option either. The clock was ticking. I could hear it in my head. A constant reminder that time was the one thing I couldn't get back. The situation was getting complicated. Fast. Every move I made seemed to create three new problems. I was playing catch-up in a game where the rules kept changing. Victoria was always one step ahead. Always. I felt the weight of the decisions I'd made. The paths I'd chosen. Some had led here. Some had led to dead ends. But I couldn't go back. I could only move forward. Even if forward meant walking into a trap. The phone buzzed again. Another message. Another complication. The web was tightening. I could feel it. Every choice narrowed my options. Every action had consequences I couldn't predict. But standing still wasn't an option either. The clock was ticking. I could hear it in my head. A constant reminder that time was the one thing I couldn't get back. The situation was getting complicated. Fast. Every move I made seemed to create three new problems. I was playing catch-up in a game where the rules kept changing. Victoria was always one step ahead. Always. I felt the weight of the decisions I'd made. The paths I'd chosen. Some had</w:t>
+      </w:r>
+    </w:p>
+    <w:p>
       <w:pPr>
         <w:pBdr>
           <w:top w:space="0" w:sz="0" w:val="nil"/>
@@ -1234,6 +1319,36 @@
     <w:p>
       <w:r>
         <w:t>'Jack?' Sarah's voice cut through my thoughts. 'We're out of time. What's your call?'</w:t>
+      </w:r>
+    </w:p>
+    <w:p>
+      <w:r>
+        <w:t>The phone rang. Martinez. 'Halloway, we know where you are. We're sending a team. You have fifteen minutes to surrender or we're coming in hot.'</w:t>
+      </w:r>
+    </w:p>
+    <w:p>
+      <w:r>
+        <w:t>I looked around. The evidence was here. The choice was here. But the law was closing in. I could hear helicopters in the distance. The net was tightening.</w:t>
+      </w:r>
+    </w:p>
+    <w:p>
+      <w:r>
+        <w:t>'Jack, we need to move,' Sarah said. Her hand was on her weapon. 'Now.'</w:t>
+      </w:r>
+    </w:p>
+    <w:p>
+      <w:r>
+        <w:t>The moment crystallized. Everything I'd done. Everything I'd risked. It all came down to this. One decision. One choice. The wrong one meant prison. The right one meant... I wasn't sure what it meant anymore. But I had to choose.</w:t>
+      </w:r>
+    </w:p>
+    <w:p>
+      <w:r>
+        <w:t>My phone vibrated. Sarah. 'Jack, we have a problem. The FBI just got a warrant. They're moving in ten minutes. You need to decide now.' I looked at the evidence spread before me. The choice wasn't just about method. It was about survival. The system was closing in. Every second counted. I could hear sirens in the distance. Getting closer. 'They're five minutes out, Jack,' Sarah's voice was urgent. 'What do you want to do?' The weight of the moment pressed down on me. This was it. The point of no return. Whatever I chose next would define everything that came after. There was no going back. No second chances. I felt my heart hammering against my ribs. The old familiar rush of adrenaline. The one that came right before everything went to hell.</w:t>
+      </w:r>
+    </w:p>
+    <w:p>
+      <w:r>
+        <w:t>The phone vibrated. Sarah. 'Jack, we have a problem. The FBI just got a warrant. They're moving in ten minutes. You need to decide now.' I studied the evidence spread before me. The choice wasn't just about method. It was about survival. The system was closing in. Every second counted. I could hear sirens in the distance. Getting closer. 'They're five minutes out, Jack,' Sarah's voice was urgent. 'What do you want to do?' The weight of the moment pressed down on me. This was it. The point of no return. Whatever I chose next would define everything that came after. There was no going back. No second chances. I felt my heart hammering against my ribs. The old familiar rush of adrenaline. The one that came right before everything went to hell.</w:t>
       </w:r>
     </w:p>
     <w:p>
@@ -1514,6 +1629,31 @@
       </w:r>
     </w:p>
     <w:p>
+      <w:r>
+        <w:t>The rain hadn't let up. It drummed against the windows like a persistent accusation. I checked my watch. Time was running out. The city outside was a maze of shadows and secrets. Every corner held a potential threat. Every face could be an enemy.</w:t>
+      </w:r>
+    </w:p>
+    <w:p>
+      <w:r>
+        <w:t>I moved through the space carefully. My instincts were on high alert. Years of experience told me when something was wrong. Right now, everything felt wrong.</w:t>
+      </w:r>
+    </w:p>
+    <w:p>
+      <w:r>
+        <w:t>The rain hadn't let up. It drummed against the windows like a persistent accusation. I checked my watch. Time was running out. The city outside was a maze of shadows and secrets. Every corner held a potential threat. Every face could be an enemy. I moved through the space carefully. My instincts were on high alert. Years of experience told me when something was wrong. Right now, everything felt wrong. The silence was heavy. Too heavy. In my line of work, silence usually meant someone was waiting. Someone was watching. I kept my hand near my weapon. The old .38 felt familiar. Comfortable. Like an extension of my arm. I scanned the room. Looking for exits. Looking for threats. Looking for anything that didn't belong. My training kicked in. Muscle memory from three decades on the force.</w:t>
+      </w:r>
+    </w:p>
+    <w:p>
+      <w:r>
+        <w:t>The rain hadn't let up. It drummed against the windows like a persistent accusation. I checked my watch. Time was running out. The city outside was a maze of shadows and secrets. Every corner held a potential threat. Every face could be an enemy. I moved through the space carefully. My instincts were on high alert. Years of experience told me when something was wrong. Right now, everything felt wrong. The silence was heavy. Too heavy. In my line of work, silence usually meant someone was waiting. Someone was watching. I kept my hand near my weapon. The old .38 felt familiar. Comfortable. Like an extension of my arm. I scanned the room. Looking for exits. Looking for threats. Looking for anything that didn't belong. My training kicked in. Muscle memory from three decades on the force.</w:t>
+      </w:r>
+    </w:p>
+    <w:p>
+      <w:r>
+        <w:t>The rain hadn't let up. It drummed against the windows like a persistent accusation. I checked my watch. Time was running out. The city outside was a maze of shadows and secrets. Every corner held a potential threat. Every face could be an enemy. I moved through the space carefully. My instincts were on high alert. Years of experience told me when something was wrong. Right now, everything felt wrong. The silence was heavy. Too heavy. In my line of work, silence usually meant someone was waiting. Someone was watching. I kept my hand near my weapon. The old .38 felt familiar. Comfortable. Like an extension of my arm. I scanned the room. Looking for exits. Looking for threats. Looking for anything that didn't belong. My training kicked in. Muscle memory from three decades on the force.</w:t>
+      </w:r>
+    </w:p>
+    <w:p>
       <w:pPr>
         <w:pBdr>
           <w:top w:space="0" w:sz="0" w:val="nil"/>
@@ -1712,6 +1852,21 @@
       </w:r>
     </w:p>
     <w:p>
+      <w:r>
+        <w:t>The situation was getting complicated. Fast. Every move I made seemed to create three new problems. I was playing catch-up in a game where the rules kept changing. Victoria was always one step ahead. Always.</w:t>
+      </w:r>
+    </w:p>
+    <w:p>
+      <w:r>
+        <w:t>I felt the weight of the decisions I'd made. The paths I'd chosen. Some had led here. Some had led to dead ends. But I couldn't go back. I could only move forward. Even if forward meant walking into a trap.</w:t>
+      </w:r>
+    </w:p>
+    <w:p>
+      <w:r>
+        <w:t>The situation was getting complicated. Fast. Every move I made seemed to create three new problems. I was playing catch-up in a game where the rules kept changing. Victoria was always one step ahead. Always. I felt the weight of the decisions I'd made. The paths I'd chosen. Some had led here. Some had led to dead ends. But I couldn't go back. I could only move forward. Even if forward meant walking into a trap. My phone buzzed again. Another message. Another complication. The web was tightening. I could feel it. Every choice narrowed my options. Every action had consequences I couldn't predict. But standing still wasn't an option either. The clock was ticking. I could hear it in my head. A constant reminder that time was the one thing I couldn't get back. The situation was getting complicated. Fast. Every move I made seemed to create three new problems. I was playing catch-up in a game where the rules kept changing. Victoria was always one step ahead. Always. I felt the weight of the decisions I'd made. The paths I'd chosen. Some had led here. Some had led to dead ends. But I couldn't go back. I could only move forward. Even if forward meant walking into a trap. The phone buzzed again. Another message. Another complication. The web was tightening. I could feel it. Every choice narrowed my options. Every action had consequences I couldn't predict. But standing still wasn't an option either. The clock was ticking. I could hear it in my head. A constant reminder that time was the one thing I couldn't get back. The situation was getting complicated. Fast. Every move I made seemed to create three new problems. I was playing catch-up in a game where the rules kept changing. Victoria was always one step ahead. Always. I felt the weight of the decisions I'd made. The paths I'd chosen. Some had led here. Some had led to dead ends. But I couldn't go back. I could only move forward. Even if forward meant walking into a trap. The phone</w:t>
+      </w:r>
+    </w:p>
+    <w:p>
       <w:pPr>
         <w:pBdr>
           <w:top w:space="0" w:sz="0" w:val="nil"/>
@@ -1861,6 +2016,36 @@
     <w:p>
       <w:r>
         <w:t>'What's it going to be, Jack?' Sarah asked. Her eyes were hard. 'We're running out of time.'</w:t>
+      </w:r>
+    </w:p>
+    <w:p>
+      <w:r>
+        <w:t>The clock was ticking. Literally. I could hear it on the wall. Each second a reminder that time was running out. The evidence was here. The choice was here. But the window was closing.</w:t>
+      </w:r>
+    </w:p>
+    <w:p>
+      <w:r>
+        <w:t>I felt the pressure building. The kind of pressure that makes your chest tight. The kind that makes your hands shake. But I'd been here before. Not exactly here. But close enough. Close enough to know that hesitation was death.</w:t>
+      </w:r>
+    </w:p>
+    <w:p>
+      <w:r>
+        <w:t>My phone lit up. Victoria. 'The evidence room supervisor just received orders to destroy the files. You have two hours before they're incinerated. Your choice, Detective. Do you trust the system or do you trust me?'</w:t>
+      </w:r>
+    </w:p>
+    <w:p>
+      <w:r>
+        <w:t>I looked at Sarah. At the evidence. At the clock. Time was running out. The bureaucracy was protecting itself. I had to act now or lose everything.</w:t>
+      </w:r>
+    </w:p>
+    <w:p>
+      <w:r>
+        <w:t>My phone vibrated. Sarah. 'Jack, we have a problem. The FBI just got a warrant. They're moving in ten minutes. You need to decide now.' I looked at the evidence spread before me. The choice wasn't just about method. It was about survival. The system was closing in. Every second counted. I could hear sirens in the distance. Getting closer. 'They're five minutes out, Jack,' Sarah's voice was urgent. 'What do you want to do?' The weight of the moment pressed down on me. This was it. The point of no return. Whatever I chose next would define everything that came after. There was no going back. No second chances. I felt my heart hammering against my ribs. The old familiar rush of adrenaline. The one that came right before everything went to hell.</w:t>
+      </w:r>
+    </w:p>
+    <w:p>
+      <w:r>
+        <w:t>The phone vibrated. Sarah. 'Jack, we have a problem. The FBI just got a warrant. They're moving in ten minutes. You need to decide now.' I studied the evidence spread before me. The choice wasn't just about method. It was about survival. The system was closing in. Every second counted. I could hear sirens in the distance. Getting closer. 'They're five minutes out, Jack,' Sarah's voice was urgent. 'What do you want to do?' The weight of the moment pressed down on me. This was it. The point of no return. Whatever I chose next would define everything that came after. There was no going back. No second chances. I felt my heart hammering against my ribs. The old familiar rush of adrenaline. The one that came right before everything went to hell.</w:t>
       </w:r>
     </w:p>
     <w:p>
@@ -2168,6 +2353,31 @@
       </w:r>
     </w:p>
     <w:p>
+      <w:r>
+        <w:t>The silence was heavy. Too heavy. In my line of work, silence usually meant someone was waiting. Someone was watching. I kept my hand near my weapon. The old .38 felt familiar. Comfortable. Like an extension of my arm.</w:t>
+      </w:r>
+    </w:p>
+    <w:p>
+      <w:r>
+        <w:t>I scanned the room. Looking for exits. Looking for threats. Looking for anything that didn't belong. My training kicked in. Muscle memory from three decades on the force.</w:t>
+      </w:r>
+    </w:p>
+    <w:p>
+      <w:r>
+        <w:t>The rain hadn't let up. It drummed against the windows like a persistent accusation. I checked my watch. Time was running out. The city outside was a maze of shadows and secrets. Every corner held a potential threat. Every face could be an enemy. I moved through the space carefully. My instincts were on high alert. Years of experience told me when something was wrong. Right now, everything felt wrong. The silence was heavy. Too heavy. In my line of work, silence usually meant someone was waiting. Someone was watching. I kept my hand near my weapon. The old .38 felt familiar. Comfortable. Like an extension of my arm. I scanned the room. Looking for exits. Looking for threats. Looking for anything that didn't belong. My training kicked in. Muscle memory from three decades on the force.</w:t>
+      </w:r>
+    </w:p>
+    <w:p>
+      <w:r>
+        <w:t>The rain hadn't let up. It drummed against the windows like a persistent accusation. I checked my watch. Time was running out. The city outside was a maze of shadows and secrets. Every corner held a potential threat. Every face could be an enemy. I moved through the space carefully. My instincts were on high alert. Years of experience told me when something was wrong. Right now, everything felt wrong. The silence was heavy. Too heavy. In my line of work, silence usually meant someone was waiting. Someone was watching. I kept my hand near my weapon. The old .38 felt familiar. Comfortable. Like an extension of my arm. I scanned the room. Looking for exits. Looking for threats. Looking for anything that didn't belong. My training kicked in. Muscle memory from three decades on the force.</w:t>
+      </w:r>
+    </w:p>
+    <w:p>
+      <w:r>
+        <w:t>The rain hadn't let up. It drummed against the windows like a persistent accusation. I checked my watch. Time was running out. The city outside was a maze of shadows and secrets. Every corner held a potential threat. Every face could be an enemy. I moved through the space carefully. My instincts were on high alert. Years of experience told me when something was wrong. Right now, everything felt wrong. The silence was heavy. Too heavy. In my line of work, silence usually meant someone was waiting. Someone was watching. I kept my hand near my weapon. The old .38 felt familiar. Comfortable. Like an extension of my arm. I scanned the room. Looking for exits. Looking for threats. Looking for anything that didn't belong. My training kicked in. Muscle memory from three decades on the force.</w:t>
+      </w:r>
+    </w:p>
+    <w:p>
       <w:pPr>
         <w:pBdr>
           <w:top w:space="0" w:sz="0" w:val="nil"/>
@@ -2347,6 +2557,21 @@
       </w:r>
     </w:p>
     <w:p>
+      <w:r>
+        <w:t>My phone buzzed again. Another message. Another complication. The web was tightening. I could feel it. Every choice narrowed my options. Every action had consequences I couldn't predict. But standing still wasn't an option either.</w:t>
+      </w:r>
+    </w:p>
+    <w:p>
+      <w:r>
+        <w:t>The clock was ticking. I could hear it in my head. A constant reminder that time was the one thing I couldn't get back. I had to act. I had to decide. Even if the decision was wrong.</w:t>
+      </w:r>
+    </w:p>
+    <w:p>
+      <w:r>
+        <w:t>The situation was getting complicated. Fast. Every move I made seemed to create three new problems. I was playing catch-up in a game where the rules kept changing. Victoria was always one step ahead. Always. I felt the weight of the decisions I'd made. The paths I'd chosen. Some had led here. Some had led to dead ends. But I couldn't go back. I could only move forward. Even if forward meant walking into a trap. My phone buzzed again. Another message. Another complication. The web was tightening. I could feel it. Every choice narrowed my options. Every action had consequences I couldn't predict. But standing still wasn't an option either. The clock was ticking. I could hear it in my head. A constant reminder that time was the one thing I couldn't get back. The situation was getting complicated. Fast. Every move I made seemed to create three new problems. I was playing catch-up in a game where the rules kept changing. Victoria was always one step ahead. Always. I felt the weight of the decisions I'd made. The paths I'd chosen. Some had led here. Some had led to dead ends. But I couldn't go back. I could only move forward. Even if forward meant walking into a trap. The phone buzzed again. Another message. Another complication. The web was tightening. I could feel it. Every choice narrowed my options. Every action had consequences I couldn't predict. But standing still wasn't an option either. The clock was ticking. I could hear it in my head. A constant reminder that time was the one thing I couldn't get back. The situation was getting complicated. Fast. Every move I made seemed to create three new problems. I was playing catch-up in a game where the rules kept changing. Victoria was always one step ahead. Always. I felt the weight of the decisions I'd made. The paths I'd chosen. Some had led here. Some had led to dead ends. But I couldn't go back. I could only move forward. Even if forward meant walking into a trap. The phone buzzed again. Another message. Another complication. The web was tightening. I could feel it. Every choice narrowed my options. Every action had consequences I</w:t>
+      </w:r>
+    </w:p>
+    <w:p>
       <w:pPr>
         <w:pBdr>
           <w:top w:space="0" w:sz="0" w:val="nil"/>
@@ -2547,6 +2772,31 @@
     <w:p>
       <w:r>
         <w:t>'Jack?' Sarah's voice cut through my thoughts. 'We're out of time. What's your call?'</w:t>
+      </w:r>
+    </w:p>
+    <w:p>
+      <w:r>
+        <w:t>My phone vibrated. Sarah. 'Jack, we have a problem. The FBI just got a warrant. They're moving in ten minutes. You need to decide now.'</w:t>
+      </w:r>
+    </w:p>
+    <w:p>
+      <w:r>
+        <w:t>I looked at the evidence spread before me. The choice wasn't just about method. It was about survival. The system was closing in. Every second counted. I could hear sirens in the distance. Getting closer.</w:t>
+      </w:r>
+    </w:p>
+    <w:p>
+      <w:r>
+        <w:t>'They're five minutes out, Jack,' Sarah's voice was urgent. 'What do you want to do?'</w:t>
+      </w:r>
+    </w:p>
+    <w:p>
+      <w:r>
+        <w:t>The weight of the moment pressed down on me. This was it. The point of no return. Whatever I chose next would define everything that came after. There was no going back. No second chances.</w:t>
+      </w:r>
+    </w:p>
+    <w:p>
+      <w:r>
+        <w:t>My phone vibrated. Sarah. 'Jack, we have a problem. The FBI just got a warrant. They're moving in ten minutes. You need to decide now.' I looked at the evidence spread before me. The choice wasn't just about method. It was about survival. The system was closing in. Every second counted. I could hear sirens in the distance. Getting closer. 'They're five minutes out, Jack,' Sarah's voice was urgent. 'What do you want to do?' The weight of the moment pressed down on me. This was it. The point of no return. Whatever I chose next would define everything that came after. There was no going back. No second chances. I felt my heart hammering against my ribs. The old familiar rush of adrenaline. The one that came right before everything went to hell. The phone vibrated. Sarah. 'Jack, we have a problem. The FBI just got a warrant. They're moving in ten minutes. You need to decide now.' I studied the evidence spread before me. The choice wasn't just about method. It was about survival. The system was closing in. Every second counted. I could hear sirens in the distance. Getting closer. 'They're five minutes out, Jack,' Sarah's voice was urgent. 'What do you want to do?'</w:t>
       </w:r>
     </w:p>
     <w:p>
